--- a/ru/wisdom-stories/stoning-the-devil.docx
+++ b/ru/wisdom-stories/stoning-the-devil.docx
@@ -14,7 +14,7 @@
           <w:color w:val="000000"/>
           <w:sz w:val="52"/>
         </w:rPr>
-        <w:t>Забивание камнями дьявола</w:t>
+        <w:t>Бросая камни в шайтана</w:t>
       </w:r>
     </w:p>
     <w:p>
@@ -22,13 +22,7 @@
         <w:jc w:val="left"/>
       </w:pPr>
       <w:r>
-        <w:rPr>
-          <w:rFonts w:ascii="Arial" w:hAnsi="Arial" w:eastAsia="Arial"/>
-          <w:i w:val="0"/>
-          <w:color w:val="000000"/>
-          <w:sz w:val="22"/>
-        </w:rPr>
-        <w:t>Когда во время паломничества хадж человек должен забросать камнями дьявола, вместо того чтобы бросать их, он начинает бить ими себя. Молодой человек рядом с ним с удивлением спрашивает:</w:t>
+        <w:t>Во время хаджа, когда настало время бросать камни в шайтана, один паломник вместо этого начал ударять камнями самого себя. Стоявший рядом юноша удивлённо спросил:</w:t>
       </w:r>
     </w:p>
     <w:p>
@@ -36,13 +30,7 @@
         <w:jc w:val="left"/>
       </w:pPr>
       <w:r>
-        <w:rPr>
-          <w:rFonts w:ascii="Arial" w:hAnsi="Arial" w:eastAsia="Arial"/>
-          <w:i w:val="0"/>
-          <w:color w:val="000000"/>
-          <w:sz w:val="22"/>
-        </w:rPr>
-        <w:t>— Дядя, зачем ты бьешь себя камнем?</w:t>
+        <w:t>— Дядя, зачем вы бьёте себя камнями?</w:t>
       </w:r>
     </w:p>
     <w:p>
@@ -50,13 +38,7 @@
         <w:jc w:val="left"/>
       </w:pPr>
       <w:r>
-        <w:rPr>
-          <w:rFonts w:ascii="Arial" w:hAnsi="Arial" w:eastAsia="Arial"/>
-          <w:i w:val="0"/>
-          <w:color w:val="000000"/>
-          <w:sz w:val="22"/>
-        </w:rPr>
-        <w:t>Мужчина отвечает:</w:t>
+        <w:t>Мужчина ответил:</w:t>
       </w:r>
     </w:p>
     <w:p>
@@ -64,13 +46,7 @@
         <w:jc w:val="left"/>
       </w:pPr>
       <w:r>
-        <w:rPr>
-          <w:rFonts w:ascii="Arial" w:hAnsi="Arial" w:eastAsia="Arial"/>
-          <w:i w:val="0"/>
-          <w:color w:val="000000"/>
-          <w:sz w:val="22"/>
-        </w:rPr>
-        <w:t>— Сынок, скажи мне, какое отношение мы имеем к дьяволу? Нам нужно забить камнями дьявола внутри нас, воспитать свои души и очиститься.</w:t>
+        <w:t>— Сынок, зачем искать шайтана только снаружи? Нам нужно победить шайтана и в самих себе — обуздать свой нафс и очистить сердце.</w:t>
       </w:r>
     </w:p>
     <w:p>
@@ -92,23 +68,12 @@
       </w:pPr>
       <w:r>
         <w:rPr>
-          <w:rFonts w:ascii="Arial" w:hAnsi="Arial" w:eastAsia="Arial" w:cs="Arial"/>
           <w:b/>
-          <w:i w:val="0"/>
-          <w:color w:val="9A7417"/>
-          <w:sz w:val="22"/>
         </w:rPr>
         <w:t xml:space="preserve">Мораль: </w:t>
       </w:r>
       <w:r>
-        <w:rPr>
-          <w:rFonts w:ascii="Arial" w:hAnsi="Arial" w:eastAsia="Arial" w:cs="Arial"/>
-          <w:b w:val="0"/>
-          <w:i w:val="0"/>
-          <w:color w:val="3F3826"/>
-          <w:sz w:val="22"/>
-        </w:rPr>
-        <w:t>Настоящая борьба не с внешним дьяволом, а с собственной душой. Очищение себя сложнее, чем осуждение других, но оно ценнее.</w:t>
+        <w:t>Настоящая борьба идёт не только со злом вокруг нас, но и с тем, что живёт внутри. Очистить себя труднее, чем осуждать других, но это гораздо ценнее.</w:t>
       </w:r>
     </w:p>
     <w:p>
